--- a/templates/CMIS/BC-KhaoSat3Pha.docx
+++ b/templates/CMIS/BC-KhaoSat3Pha.docx
@@ -53,7 +53,15 @@
                 <w:sz w:val="26"/>
                 <w:szCs w:val="26"/>
               </w:rPr>
-              <w:t>ĐỘI QUẢN LÝ ĐIỆN XUÂN LỘC</w:t>
+              <w:t>ĐIỆN LỰC</w:t>
+            </w:r>
+            <w:r>
+              <w:rPr>
+                <w:bCs/>
+                <w:sz w:val="26"/>
+                <w:szCs w:val="26"/>
+              </w:rPr>
+              <w:t xml:space="preserve"> XUÂN LỘC</w:t>
             </w:r>
           </w:p>
           <w:p>
@@ -187,8 +195,8 @@
               </w:rPr>
               <w:t xml:space="preserve">CỘNG HÒA XÃ HỘI CHỦ NGHĨA VIỆT </w:t>
             </w:r>
-            <w:smartTag w:uri="urn:schemas-microsoft-com:office:smarttags" w:element="country-region">
-              <w:smartTag w:uri="urn:schemas-microsoft-com:office:smarttags" w:element="place">
+            <w:smartTag w:uri="urn:schemas-microsoft-com:office:smarttags" w:element="place">
+              <w:smartTag w:uri="urn:schemas-microsoft-com:office:smarttags" w:element="country-region">
                 <w:r>
                   <w:rPr>
                     <w:b/>
@@ -385,7 +393,16 @@
           <w:szCs w:val="28"/>
           <w:shd w:val="clear" w:color="auto" w:fill="FFFFFF"/>
         </w:rPr>
-        <w:t>Kính gửi: Đội trưởng Đội quản lý điện Xuân Lộc</w:t>
+        <w:t xml:space="preserve">Kính gửi: </w:t>
+      </w:r>
+      <w:r>
+        <w:rPr>
+          <w:iCs/>
+          <w:sz w:val="28"/>
+          <w:szCs w:val="28"/>
+          <w:shd w:val="clear" w:color="auto" w:fill="FFFFFF"/>
+        </w:rPr>
+        <w:t>Trưởng Điện lực</w:t>
       </w:r>
     </w:p>
     <w:p>
@@ -949,7 +966,13 @@
           </w:p>
           <w:p>
             <w:r>
-              <w:t>- Ban lãnh đạo Đội;</w:t>
+              <w:t xml:space="preserve">- Ban lãnh đạo </w:t>
+            </w:r>
+            <w:r>
+              <w:t>Điện lực</w:t>
+            </w:r>
+            <w:r>
+              <w:t>;</w:t>
             </w:r>
           </w:p>
           <w:p>
